--- a/public/downloads/przykladowa-praca-magisterska-praca-socjalna.docx
+++ b/public/downloads/przykladowa-praca-magisterska-praca-socjalna.docx
@@ -112,7 +112,7 @@
         <w:t xml:space="preserve">z przykładową treścią i komentarzami. Niebieskie adnotacje opisują funkcję każdej części — usuń je w swojej pracy. Zwróć uwagę na wymiar praktyczny (wnioski dla praktyki socjalnej) i etykę badań z grupami wrażliwymi. Pełne poradniki: praca-magisterska.pl/poradniki/</w:t>
       </w:r>
     </w:p>
-    <w:bookmarkStart w:id="20" w:name="streszczenie"/>
+    <w:bookmarkStart w:id="9" w:name="_streszczenie"/>
     <w:p>
       <w:pPr>
         <w:pStyle w:val="Heading1"/>
@@ -147,8 +147,8 @@
         <w:t xml:space="preserve">bezdomność, praca socjalna, wsparcie, reintegracja, pomoc społeczna.</w:t>
       </w:r>
     </w:p>
-    <w:bookmarkEnd w:id="20"/>
-    <w:bookmarkStart w:id="21" w:name="spis-treści"/>
+    <w:bookmarkEnd w:id="9"/>
+    <w:bookmarkStart w:id="10" w:name="_68349d0c7d64ae346c98bcec9a8185b5790f4f0"/>
     <w:p>
       <w:pPr>
         <w:pStyle w:val="Heading1"/>
@@ -300,8 +300,8 @@
         <w:t xml:space="preserve"> </w:t>
       </w:r>
     </w:p>
-    <w:bookmarkEnd w:id="21"/>
-    <w:bookmarkStart w:id="22" w:name="wstęp"/>
+    <w:bookmarkEnd w:id="10"/>
+    <w:bookmarkStart w:id="11" w:name="_wstęp"/>
     <w:p>
       <w:pPr>
         <w:pStyle w:val="Heading1"/>
@@ -320,10 +320,26 @@
     </w:p>
     <w:p>
       <w:pPr>
+        <w:pStyle w:val="FirstParagraph"/>
+      </w:pPr>
+      <w:r>
+        <w:t xml:space="preserve">Bezdomność jest jednym z najpoważniejszych problemów społecznych, wymagającym zintegrowanego wsparcia. Skuteczność pomocy zależy w dużej mierze od pracowników socjalnych — to ich doświadczenie pozwala ocenić, co w systemie działa, a co zawodzi.</w:t>
+      </w:r>
+    </w:p>
+    <w:p>
+      <w:pPr>
+        <w:pStyle w:val="Anno"/>
+      </w:pPr>
+      <w:r>
+        <w:t xml:space="preserve">[Akapit 2 — cel pracy i jej wymiar aplikacyjny.]</w:t>
+      </w:r>
+    </w:p>
+    <w:p>
+      <w:pPr>
         <w:pStyle w:val="BodyText"/>
       </w:pPr>
       <w:r>
-        <w:t xml:space="preserve">Bezdomność jest jednym z najpoważniejszych problemów społecznych, wymagającym zintegrowanego wsparcia. Skuteczność pomocy zależy w dużej mierze od pracowników socjalnych — to ich doświadczenie pozwala ocenić, co w systemie działa, a co zawodzi.</w:t>
+        <w:t xml:space="preserve">Celem pracy jest rozpoznanie form i barier wsparcia osób doświadczających bezdomności w opinii pracowników socjalnych oraz sformułowanie wniosków dla praktyki.</w:t>
       </w:r>
     </w:p>
     <w:p>
@@ -331,7 +347,7 @@
         <w:pStyle w:val="Anno"/>
       </w:pPr>
       <w:r>
-        <w:t xml:space="preserve">[Akapit 2 — cel pracy i jej wymiar aplikacyjny.]</w:t>
+        <w:t xml:space="preserve">[Akapit 3 — struktura pracy.]</w:t>
       </w:r>
     </w:p>
     <w:p>
@@ -339,27 +355,11 @@
         <w:pStyle w:val="BodyText"/>
       </w:pPr>
       <w:r>
-        <w:t xml:space="preserve">Celem pracy jest rozpoznanie form i barier wsparcia osób doświadczających bezdomności w opinii pracowników socjalnych oraz sformułowanie wniosków dla praktyki.</w:t>
-      </w:r>
-    </w:p>
-    <w:p>
-      <w:pPr>
-        <w:pStyle w:val="Anno"/>
-      </w:pPr>
-      <w:r>
-        <w:t xml:space="preserve">[Akapit 3 — struktura pracy.]</w:t>
-      </w:r>
-    </w:p>
-    <w:p>
-      <w:pPr>
-        <w:pStyle w:val="BodyText"/>
-      </w:pPr>
-      <w:r>
         <w:t xml:space="preserve">Praca składa się z części teoretycznej, rozdziału metodologicznego oraz analizy wyników zakończonej wnioskami dla praktyki socjalnej.</w:t>
       </w:r>
     </w:p>
-    <w:bookmarkEnd w:id="22"/>
-    <w:bookmarkStart w:id="25" w:name="rozdział-2.-metodologia-badań-własnych"/>
+    <w:bookmarkEnd w:id="11"/>
+    <w:bookmarkStart w:id="14" w:name="_e5d7ec71757ba9fefd674d99e22409777750ebe"/>
     <w:p>
       <w:pPr>
         <w:pStyle w:val="Heading1"/>
@@ -368,7 +368,7 @@
         <w:t xml:space="preserve">Rozdział 2. Metodologia badań własnych</w:t>
       </w:r>
     </w:p>
-    <w:bookmarkStart w:id="23" w:name="cel-problemy-badawcze"/>
+    <w:bookmarkStart w:id="12" w:name="_65f2b9a2e092c1e819e25f451564fb2e610cede"/>
     <w:p>
       <w:pPr>
         <w:pStyle w:val="Heading2"/>
@@ -411,8 +411,8 @@
         <w:t xml:space="preserve">(1) Jakie formy wsparcia są najczęściej stosowane? (2) Jakie bariery ograniczają skuteczność pomocy? (3) Co poprawiłoby skuteczność wsparcia?</w:t>
       </w:r>
     </w:p>
-    <w:bookmarkEnd w:id="23"/>
-    <w:bookmarkStart w:id="24" w:name="metoda-techniki-i-próba"/>
+    <w:bookmarkEnd w:id="12"/>
+    <w:bookmarkStart w:id="13" w:name="_d8abfdb82805761effd7accce1cb7f07da2d370"/>
     <w:p>
       <w:pPr>
         <w:pStyle w:val="Heading2"/>
@@ -431,15 +431,15 @@
     </w:p>
     <w:p>
       <w:pPr>
-        <w:pStyle w:val="BodyText"/>
+        <w:pStyle w:val="FirstParagraph"/>
       </w:pPr>
       <w:r>
         <w:t xml:space="preserve">Zastosowano metodę sondażu diagnostycznego: technikę ankiety (część ilościowa) oraz wywiadu (część jakościowa). Badaniem objęto 70 pracowników socjalnych. Udział był dobrowolny i anonimowy.</w:t>
       </w:r>
     </w:p>
-    <w:bookmarkEnd w:id="24"/>
-    <w:bookmarkEnd w:id="25"/>
-    <w:bookmarkStart w:id="28" w:name="rozdział-3.-analiza-wyników"/>
+    <w:bookmarkEnd w:id="13"/>
+    <w:bookmarkEnd w:id="14"/>
+    <w:bookmarkStart w:id="17" w:name="_ce45ad837a71d9d570f6bad06d19bd19d5ef138"/>
     <w:p>
       <w:pPr>
         <w:pStyle w:val="Heading1"/>
@@ -448,7 +448,7 @@
         <w:t xml:space="preserve">Rozdział 3. Analiza wyników</w:t>
       </w:r>
     </w:p>
-    <w:bookmarkStart w:id="26" w:name="formy-wsparcia-w-praktyce"/>
+    <w:bookmarkStart w:id="15" w:name="_46735699812d7786d56c939f762154291ec48b5"/>
     <w:p>
       <w:pPr>
         <w:pStyle w:val="Heading2"/>
@@ -614,7 +614,7 @@
     </w:tbl>
     <w:p>
       <w:pPr>
-        <w:pStyle w:val="BodyText"/>
+        <w:pStyle w:val="FirstParagraph"/>
       </w:pPr>
       <w:r>
         <w:rPr>
@@ -624,8 +624,8 @@
         <w:t xml:space="preserve">Źródło: badania własne.</w:t>
       </w:r>
     </w:p>
-    <w:bookmarkEnd w:id="26"/>
-    <w:bookmarkStart w:id="27" w:name="wnioski-dla-praktyki-socjalnej"/>
+    <w:bookmarkEnd w:id="15"/>
+    <w:bookmarkStart w:id="16" w:name="_53097218ca9e80b321f584f8d7f6ad5d9ce2c62"/>
     <w:p>
       <w:pPr>
         <w:pStyle w:val="Heading2"/>
@@ -644,15 +644,15 @@
     </w:p>
     <w:p>
       <w:pPr>
-        <w:pStyle w:val="BodyText"/>
+        <w:pStyle w:val="FirstParagraph"/>
       </w:pPr>
       <w:r>
         <w:t xml:space="preserve">Wyniki wskazują na potrzebę wzmocnienia działań reintegracyjnych i wsparcia psychologicznego oraz na bariery kadrowe i systemowe wymagające zmian organizacyjnych.</w:t>
       </w:r>
     </w:p>
-    <w:bookmarkEnd w:id="27"/>
-    <w:bookmarkEnd w:id="28"/>
-    <w:bookmarkStart w:id="29" w:name="zakończenie"/>
+    <w:bookmarkEnd w:id="16"/>
+    <w:bookmarkEnd w:id="17"/>
+    <w:bookmarkStart w:id="18" w:name="_zakończenie"/>
     <w:p>
       <w:pPr>
         <w:pStyle w:val="Heading1"/>
@@ -669,8 +669,8 @@
         <w:t xml:space="preserve">Badanie ujawniło przewagę wsparcia interwencyjnego nad reintegracyjnym oraz istotne bariery skuteczności pomocy. Ograniczeniem jest lokalny zasięg badania, co wyznacza kierunki dalszych analiz.</w:t>
       </w:r>
     </w:p>
-    <w:bookmarkEnd w:id="29"/>
-    <w:bookmarkStart w:id="30" w:name="bibliografia"/>
+    <w:bookmarkEnd w:id="18"/>
+    <w:bookmarkStart w:id="19" w:name="_bibliografia"/>
     <w:p>
       <w:pPr>
         <w:pStyle w:val="Heading1"/>
@@ -724,8 +724,8 @@
         <w:t xml:space="preserve">Ustawa z dnia 12 marca 2004 r. o pomocy społecznej (Dz.U. z 2023 r. poz. 901 z późn. zm.).</w:t>
       </w:r>
     </w:p>
-    <w:bookmarkEnd w:id="30"/>
-    <w:bookmarkStart w:id="34" w:name="aneks"/>
+    <w:bookmarkEnd w:id="19"/>
+    <w:bookmarkStart w:id="24" w:name="_aneks"/>
     <w:p>
       <w:pPr>
         <w:pStyle w:val="Heading1"/>
@@ -799,7 +799,7 @@
           <w:b/>
           <w:bCs/>
         </w:rPr>
-        <w:t xml:space="preserve">Smart-Edu.ai — pierwsza wersja pracy w kilka godzin, nie w kilka miesięcy</w:t>
+        <w:t xml:space="preserve">„Jak napisać pracę magisterską z pracy socjalnej” — przewodnik do tego wzoru</w:t>
       </w:r>
     </w:p>
     <w:p>
@@ -807,21 +807,21 @@
         <w:pStyle w:val="Note"/>
       </w:pPr>
       <w:r>
-        <w:t xml:space="preserve">Podajesz temat, kierunek studiów i wytyczne promotora, a sztuczna inteligencja generuje unikalny, gotowy do edycji tekst: z poprawną strukturą rozdziałów, przypisami i bibliografią. Rejestracja jest darmowa, płacisz wyłącznie za wygenerowany tekst.</w:t>
+        <w:t xml:space="preserve">Wzór pokazuje układ pracy. Przewodnik pokazuje, jak wypełnić każdy rozdział treścią: dobór metody i narzędzi, analiza wyników, typowe uwagi recenzentów. PDF + EPUB, 49 zł, dostęp od razu po płatności.</w:t>
       </w:r>
     </w:p>
     <w:p>
       <w:pPr>
         <w:pStyle w:val="Note"/>
       </w:pPr>
-      <w:hyperlink r:id="rId31">
+      <w:hyperlink r:id="rId20">
         <w:r>
           <w:rPr>
             <w:rStyle w:val="Hyperlink"/>
             <w:b/>
             <w:bCs/>
           </w:rPr>
-          <w:t xml:space="preserve">www.smart-edu.ai/pl/masters-thesis</w:t>
+          <w:t xml:space="preserve">praca-magisterska.pl/sklep/jak-napisac-prace-magisterska-z-pracy-socjalnej/</w:t>
         </w:r>
       </w:hyperlink>
     </w:p>
@@ -830,35 +830,50 @@
         <w:pStyle w:val="BodyText"/>
       </w:pPr>
       <w:r>
-        <w:t xml:space="preserve">Wolisz napisać pracę w pełni samodzielnie? Pomoże Ci ebook</w:t>
-      </w:r>
-      <w:r>
-        <w:t xml:space="preserve"> </w:t>
-      </w:r>
-      <w:r>
-        <w:rPr>
-          <w:b/>
-          <w:bCs/>
-        </w:rPr>
-        <w:t xml:space="preserve">„Jak napisać pracę magisterską. Kompletny przewodnik od A do Z”</w:t>
-      </w:r>
-      <w:r>
-        <w:t xml:space="preserve"> </w:t>
-      </w:r>
-      <w:r>
-        <w:t xml:space="preserve">— 250 stron praktycznych wskazówek, szablonów i checklist, z rozdziałem o etycznym korzystaniu z AI:</w:t>
-      </w:r>
-      <w:r>
-        <w:t xml:space="preserve"> </w:t>
-      </w:r>
-      <w:hyperlink r:id="rId32">
+        <w:t xml:space="preserve">Chcesz zobaczyć kompletną pracę z przypisami i bibliografią? Zajrzyj do</w:t>
+      </w:r>
+      <w:r>
+        <w:t xml:space="preserve"> </w:t>
+      </w:r>
+      <w:hyperlink r:id="rId21">
         <w:r>
           <w:rPr>
             <w:rStyle w:val="Hyperlink"/>
           </w:rPr>
-          <w:t xml:space="preserve">www.praca-magisterska.pl/sklep/praca-magisterska-ebook/</w:t>
+          <w:t xml:space="preserve">katalogu gotowych prac wzorcowych</w:t>
         </w:r>
       </w:hyperlink>
+      <w:r>
+        <w:t xml:space="preserve"> </w:t>
+      </w:r>
+      <w:r>
+        <w:t xml:space="preserve">(59 zł za pracę).</w:t>
+      </w:r>
+    </w:p>
+    <w:p>
+      <w:pPr>
+        <w:pStyle w:val="BodyText"/>
+      </w:pPr>
+      <w:r>
+        <w:t xml:space="preserve">Generator</w:t>
+      </w:r>
+      <w:r>
+        <w:t xml:space="preserve"> </w:t>
+      </w:r>
+      <w:hyperlink r:id="rId22">
+        <w:r>
+          <w:rPr>
+            <w:rStyle w:val="Hyperlink"/>
+          </w:rPr>
+          <w:t xml:space="preserve">Smart-Edu.ai</w:t>
+        </w:r>
+      </w:hyperlink>
+      <w:r>
+        <w:t xml:space="preserve"> </w:t>
+      </w:r>
+      <w:r>
+        <w:t xml:space="preserve">przygotuje pierwszą wersję tekstu z pomocą sztucznej inteligencji, jeśli wolisz zacząć od szkicu.</w:t>
+      </w:r>
     </w:p>
     <w:p>
       <w:pPr>
@@ -874,7 +889,7 @@
       <w:r>
         <w:t xml:space="preserve"> </w:t>
       </w:r>
-      <w:hyperlink r:id="rId33">
+      <w:hyperlink r:id="rId23">
         <w:r>
           <w:rPr>
             <w:rStyle w:val="Hyperlink"/>
@@ -885,7 +900,7 @@
         </w:r>
       </w:hyperlink>
     </w:p>
-    <w:bookmarkEnd w:id="34"/>
+    <w:bookmarkEnd w:id="24"/>
     <w:sectPr/>
   </w:body>
 </w:document>
